--- a/STSP/lab01/Отчет.docx
+++ b/STSP/lab01/Отчет.docx
@@ -108,6 +108,7 @@
       </w:pPr>
       <w:r>
         <w:rPr>
+          <w:noProof/>
           <w:lang w:val="ru-RU"/>
         </w:rPr>
         <w:drawing>
@@ -331,6 +332,7 @@
       </w:pPr>
       <w:r>
         <w:rPr>
+          <w:noProof/>
           <w:lang w:val="ru-RU"/>
         </w:rPr>
         <w:drawing>
@@ -522,6 +524,7 @@
       </w:pPr>
       <w:r>
         <w:rPr>
+          <w:noProof/>
           <w:lang w:val="ru-RU"/>
         </w:rPr>
         <w:drawing>
@@ -672,6 +675,7 @@
       </w:pPr>
       <w:r>
         <w:rPr>
+          <w:noProof/>
           <w:lang w:val="ru-RU"/>
         </w:rPr>
         <w:drawing>
@@ -715,7 +719,7 @@
       <w:pPr>
         <w:ind w:left="360"/>
         <w:rPr>
-          <w:lang w:val="en-US"/>
+          <w:lang w:val="ru-RU"/>
         </w:rPr>
       </w:pPr>
       <w:r>
@@ -993,6 +997,13 @@
         </w:rPr>
         <w:t xml:space="preserve">).   </w:t>
       </w:r>
+      <w:r>
+        <w:rPr>
+          <w:b/>
+          <w:lang w:val="ru-RU"/>
+        </w:rPr>
+        <w:t xml:space="preserve">  </w:t>
+      </w:r>
     </w:p>
     <w:p>
       <w:pPr>
@@ -1001,22 +1012,57 @@
           <w:numId w:val="1"/>
         </w:numPr>
         <w:rPr>
-          <w:b/>
-          <w:lang w:val="ru-RU"/>
-        </w:rPr>
-      </w:pPr>
-      <w:r>
-        <w:rPr>
-          <w:lang w:val="ru-RU"/>
-        </w:rPr>
-        <w:t xml:space="preserve">   </w:t>
-      </w:r>
-      <w:r>
-        <w:rPr>
-          <w:b/>
-          <w:lang w:val="ru-RU"/>
-        </w:rPr>
-        <w:t xml:space="preserve">   </w:t>
+          <w:lang w:val="ru-RU"/>
+        </w:rPr>
+      </w:pPr>
+      <w:r>
+        <w:rPr>
+          <w:lang w:val="ru-RU"/>
+        </w:rPr>
+        <w:t xml:space="preserve">Найдите конфигурационный файл </w:t>
+      </w:r>
+      <w:proofErr w:type="spellStart"/>
+      <w:r>
+        <w:rPr>
+          <w:b/>
+          <w:lang w:val="en-US"/>
+        </w:rPr>
+        <w:t>launchSettings</w:t>
+      </w:r>
+      <w:proofErr w:type="spellEnd"/>
+      <w:r>
+        <w:rPr>
+          <w:b/>
+          <w:lang w:val="ru-RU"/>
+        </w:rPr>
+        <w:t>.</w:t>
+      </w:r>
+      <w:proofErr w:type="spellStart"/>
+      <w:r>
+        <w:rPr>
+          <w:b/>
+          <w:lang w:val="en-US"/>
+        </w:rPr>
+        <w:t>json</w:t>
+      </w:r>
+      <w:proofErr w:type="spellEnd"/>
+      <w:r>
+        <w:rPr>
+          <w:lang w:val="ru-RU"/>
+        </w:rPr>
+        <w:t xml:space="preserve"> поясните его назначение. Укажите, место в котором задаётся </w:t>
+      </w:r>
+      <w:r>
+        <w:rPr>
+          <w:lang w:val="en-US"/>
+        </w:rPr>
+        <w:t>TCP-</w:t>
+      </w:r>
+      <w:r>
+        <w:rPr>
+          <w:lang w:val="ru-RU"/>
+        </w:rPr>
+        <w:t>порт.</w:t>
       </w:r>
     </w:p>
     <w:p>
@@ -1029,11 +1075,19 @@
           <w:lang w:val="ru-RU"/>
         </w:rPr>
       </w:pPr>
-      <w:r>
-        <w:rPr>
-          <w:lang w:val="ru-RU"/>
-        </w:rPr>
-        <w:t xml:space="preserve">Найдите конфигурационный файл </w:t>
+      <w:proofErr w:type="gramStart"/>
+      <w:r>
+        <w:rPr>
+          <w:lang w:val="ru-RU"/>
+        </w:rPr>
+        <w:t>Найдите  конфигурационный</w:t>
+      </w:r>
+      <w:proofErr w:type="gramEnd"/>
+      <w:r>
+        <w:rPr>
+          <w:lang w:val="ru-RU"/>
+        </w:rPr>
+        <w:t xml:space="preserve"> файл </w:t>
       </w:r>
       <w:proofErr w:type="spellStart"/>
       <w:r>
@@ -1041,7 +1095,7 @@
           <w:b/>
           <w:lang w:val="en-US"/>
         </w:rPr>
-        <w:t>launchSettings</w:t>
+        <w:t>appsettings</w:t>
       </w:r>
       <w:proofErr w:type="spellEnd"/>
       <w:r>
@@ -1062,21 +1116,16 @@
       <w:proofErr w:type="spellEnd"/>
       <w:r>
         <w:rPr>
-          <w:lang w:val="ru-RU"/>
-        </w:rPr>
-        <w:t xml:space="preserve"> поясните его назначение. Укажите, место в котором задаётся </w:t>
-      </w:r>
-      <w:r>
-        <w:rPr>
-          <w:lang w:val="en-US"/>
-        </w:rPr>
-        <w:t>TCP-</w:t>
-      </w:r>
-      <w:r>
-        <w:rPr>
-          <w:lang w:val="ru-RU"/>
-        </w:rPr>
-        <w:t>порт.</w:t>
+          <w:b/>
+          <w:lang w:val="ru-RU"/>
+        </w:rPr>
+        <w:t xml:space="preserve">   </w:t>
+      </w:r>
+      <w:r>
+        <w:rPr>
+          <w:lang w:val="ru-RU"/>
+        </w:rPr>
+        <w:t xml:space="preserve">поясните его назначение.     </w:t>
       </w:r>
     </w:p>
     <w:p>
@@ -1094,24 +1143,22 @@
         <w:rPr>
           <w:lang w:val="ru-RU"/>
         </w:rPr>
-        <w:t>Найдите  конфигурационный</w:t>
+        <w:t>Найдите  файл</w:t>
       </w:r>
       <w:proofErr w:type="gramEnd"/>
       <w:r>
         <w:rPr>
           <w:lang w:val="ru-RU"/>
         </w:rPr>
-        <w:t xml:space="preserve"> файл </w:t>
-      </w:r>
-      <w:proofErr w:type="spellStart"/>
-      <w:r>
-        <w:rPr>
-          <w:b/>
-          <w:lang w:val="en-US"/>
-        </w:rPr>
-        <w:t>appsettings</w:t>
-      </w:r>
-      <w:proofErr w:type="spellEnd"/>
+        <w:t xml:space="preserve">  </w:t>
+      </w:r>
+      <w:r>
+        <w:rPr>
+          <w:b/>
+          <w:lang w:val="en-US"/>
+        </w:rPr>
+        <w:t>Program</w:t>
+      </w:r>
       <w:r>
         <w:rPr>
           <w:b/>
@@ -1119,15 +1166,13 @@
         </w:rPr>
         <w:t>.</w:t>
       </w:r>
-      <w:proofErr w:type="spellStart"/>
-      <w:r>
-        <w:rPr>
-          <w:b/>
-          <w:lang w:val="en-US"/>
-        </w:rPr>
-        <w:t>json</w:t>
-      </w:r>
-      <w:proofErr w:type="spellEnd"/>
+      <w:r>
+        <w:rPr>
+          <w:b/>
+          <w:lang w:val="en-US"/>
+        </w:rPr>
+        <w:t>cs</w:t>
+      </w:r>
       <w:r>
         <w:rPr>
           <w:b/>
@@ -1152,27 +1197,35 @@
           <w:lang w:val="ru-RU"/>
         </w:rPr>
       </w:pPr>
+      <w:r>
+        <w:rPr>
+          <w:lang w:val="ru-RU"/>
+        </w:rPr>
+        <w:t xml:space="preserve">Преобразуйте код </w:t>
+      </w:r>
       <w:proofErr w:type="gramStart"/>
       <w:r>
         <w:rPr>
           <w:lang w:val="ru-RU"/>
         </w:rPr>
-        <w:t>Найдите  файл</w:t>
+        <w:t>в  стиль</w:t>
       </w:r>
       <w:proofErr w:type="gramEnd"/>
       <w:r>
         <w:rPr>
           <w:lang w:val="ru-RU"/>
         </w:rPr>
-        <w:t xml:space="preserve">  </w:t>
-      </w:r>
-      <w:r>
-        <w:rPr>
-          <w:b/>
-          <w:lang w:val="en-US"/>
-        </w:rPr>
-        <w:t>Program</w:t>
-      </w:r>
+        <w:t xml:space="preserve"> </w:t>
+      </w:r>
+      <w:proofErr w:type="spellStart"/>
+      <w:r>
+        <w:rPr>
+          <w:b/>
+          <w:lang w:val="en-US"/>
+        </w:rPr>
+        <w:t>Prorgam</w:t>
+      </w:r>
+      <w:proofErr w:type="spellEnd"/>
       <w:r>
         <w:rPr>
           <w:b/>
@@ -1185,73 +1238,6 @@
           <w:b/>
           <w:lang w:val="en-US"/>
         </w:rPr>
-        <w:t>cs</w:t>
-      </w:r>
-      <w:r>
-        <w:rPr>
-          <w:b/>
-          <w:lang w:val="ru-RU"/>
-        </w:rPr>
-        <w:t xml:space="preserve">   </w:t>
-      </w:r>
-      <w:r>
-        <w:rPr>
-          <w:lang w:val="ru-RU"/>
-        </w:rPr>
-        <w:t xml:space="preserve">поясните его назначение.     </w:t>
-      </w:r>
-    </w:p>
-    <w:p>
-      <w:pPr>
-        <w:numPr>
-          <w:ilvl w:val="0"/>
-          <w:numId w:val="1"/>
-        </w:numPr>
-        <w:rPr>
-          <w:lang w:val="ru-RU"/>
-        </w:rPr>
-      </w:pPr>
-      <w:r>
-        <w:rPr>
-          <w:lang w:val="ru-RU"/>
-        </w:rPr>
-        <w:t xml:space="preserve">Преобразуйте код </w:t>
-      </w:r>
-      <w:proofErr w:type="gramStart"/>
-      <w:r>
-        <w:rPr>
-          <w:lang w:val="ru-RU"/>
-        </w:rPr>
-        <w:t>в  стиль</w:t>
-      </w:r>
-      <w:proofErr w:type="gramEnd"/>
-      <w:r>
-        <w:rPr>
-          <w:lang w:val="ru-RU"/>
-        </w:rPr>
-        <w:t xml:space="preserve"> </w:t>
-      </w:r>
-      <w:proofErr w:type="spellStart"/>
-      <w:r>
-        <w:rPr>
-          <w:b/>
-          <w:lang w:val="en-US"/>
-        </w:rPr>
-        <w:t>Prorgam</w:t>
-      </w:r>
-      <w:proofErr w:type="spellEnd"/>
-      <w:r>
-        <w:rPr>
-          <w:b/>
-          <w:lang w:val="ru-RU"/>
-        </w:rPr>
-        <w:t>.</w:t>
-      </w:r>
-      <w:r>
-        <w:rPr>
-          <w:b/>
-          <w:lang w:val="en-US"/>
-        </w:rPr>
         <w:t>Main</w:t>
       </w:r>
     </w:p>
@@ -1270,6 +1256,7 @@
       </w:pPr>
       <w:r>
         <w:rPr>
+          <w:noProof/>
           <w:lang w:val="ru-RU"/>
         </w:rPr>
         <w:drawing>
@@ -1338,7 +1325,6 @@
         <w:rPr>
           <w:lang w:val="en-US"/>
         </w:rPr>
-        <w:lastRenderedPageBreak/>
         <w:t xml:space="preserve"> </w:t>
       </w:r>
     </w:p>
@@ -1356,6 +1342,7 @@
         <w:rPr>
           <w:lang w:val="ru-RU"/>
         </w:rPr>
+        <w:lastRenderedPageBreak/>
         <w:t xml:space="preserve">Поясните комментариями каждую строку кода в </w:t>
       </w:r>
       <w:r>
@@ -2130,6 +2117,7 @@
   <w:style w:type="character" w:default="1" w:styleId="a0">
     <w:name w:val="Default Paragraph Font"/>
     <w:uiPriority w:val="1"/>
+    <w:semiHidden/>
     <w:unhideWhenUsed/>
   </w:style>
   <w:style w:type="table" w:default="1" w:styleId="a1">
